--- a/Modelos/AP/FUNDEP/Declaração_coord_FUNDEP.docx
+++ b/Modelos/AP/FUNDEP/Declaração_coord_FUNDEP.docx
@@ -197,8 +197,10 @@
           <w:rFonts w:ascii="Times New Roman" w:hAnsi="Times New Roman"/>
           <w:sz w:val="20"/>
         </w:rPr>
-        <w:t>contrato</w:t>
-      </w:r>
+        <w:t>Acordo de Parceria</w:t>
+      </w:r>
+      <w:bookmarkStart w:id="0" w:name="_GoBack"/>
+      <w:bookmarkEnd w:id="0"/>
       <w:r>
         <w:rPr>
           <w:rFonts w:ascii="Times New Roman" w:hAnsi="Times New Roman"/>
@@ -1949,12 +1951,7 @@
       </w:r>
       <w:proofErr w:type="gramEnd"/>
       <w:r>
-        <w:t>_co</w:t>
-      </w:r>
-      <w:bookmarkStart w:id="0" w:name="_GoBack"/>
-      <w:bookmarkEnd w:id="0"/>
-      <w:r>
-        <w:t>ord</w:t>
+        <w:t>_coord</w:t>
       </w:r>
       <w:proofErr w:type="spellEnd"/>
       <w:r>
